--- a/profile/CV_ShengDong.docx
+++ b/profile/CV_ShengDong.docx
@@ -729,7 +729,6 @@
       <w:pPr>
         <w:ind w:left="420" w:hangingChars="200" w:hanging="420"/>
         <w:rPr>
-          <w:rFonts w:hint="eastAsia"/>
           <w:szCs w:val="21"/>
         </w:rPr>
       </w:pPr>
@@ -1264,7 +1263,7 @@
         <w:ind w:left="420"/>
       </w:pPr>
       <w:r>
-        <w:t>Environmental Earth Sciences (ESA20)</w:t>
+        <w:t>Environmental Earth Sciences</w:t>
       </w:r>
       <w:r>
         <w:t xml:space="preserve">, </w:t>

--- a/profile/CV_ShengDong.docx
+++ b/profile/CV_ShengDong.docx
@@ -206,37 +206,20 @@
     <w:p>
       <w:pPr>
         <w:jc w:val="center"/>
-        <w:rPr>
-          <w:rStyle w:val="a3"/>
-          <w:lang w:val="de-DE"/>
-        </w:rPr>
-      </w:pPr>
-      <w:r>
-        <w:rPr>
-          <w:lang w:val="de-DE"/>
-        </w:rPr>
-        <w:t>Webpage</w:t>
-      </w:r>
-      <w:r>
-        <w:rPr>
-          <w:lang w:val="de-DE"/>
-        </w:rPr>
-        <w:t xml:space="preserve">: </w:t>
-      </w:r>
+      </w:pPr>
       <w:hyperlink r:id="rId9" w:history="1">
         <w:r>
           <w:rPr>
             <w:rStyle w:val="a3"/>
+            <w:u w:val="none"/>
             <w:lang w:val="de-DE"/>
           </w:rPr>
-          <w:t>https://dong2000.xyz/profile/</w:t>
+          <w:t>Website</w:t>
         </w:r>
       </w:hyperlink>
-    </w:p>
-    <w:p>
-      <w:pPr>
-        <w:jc w:val="center"/>
-      </w:pPr>
+      <w:r>
+        <w:t xml:space="preserve"> | </w:t>
+      </w:r>
       <w:r>
         <w:rPr>
           <w:rFonts w:hint="eastAsia"/>
@@ -425,39 +408,26 @@
         <w:ind w:firstLine="420"/>
       </w:pPr>
       <w:r>
-        <w:t xml:space="preserve">PI: </w:t>
-      </w:r>
-      <w:hyperlink r:id="rId10" w:history="1">
-        <w:r>
-          <w:rPr>
-            <w:rStyle w:val="a3"/>
-          </w:rPr>
-          <w:t>Thomas Cherico Wanger</w:t>
-        </w:r>
-      </w:hyperlink>
+        <w:t>Supervisors</w:t>
+      </w:r>
+      <w:r>
+        <w:t xml:space="preserve">: </w:t>
+      </w:r>
+      <w:r>
+        <w:t>Thomas Cherico Wanger</w:t>
+      </w:r>
       <w:r>
         <w:t xml:space="preserve"> &amp; </w:t>
       </w:r>
-      <w:hyperlink r:id="rId11" w:history="1">
-        <w:r>
-          <w:rPr>
-            <w:rStyle w:val="a3"/>
-          </w:rPr>
-          <w:t>Ling Li (</w:t>
-        </w:r>
-        <w:r>
-          <w:rPr>
-            <w:rStyle w:val="a3"/>
-          </w:rPr>
-          <w:t>李凌</w:t>
-        </w:r>
-        <w:r>
-          <w:rPr>
-            <w:rStyle w:val="a3"/>
-          </w:rPr>
-          <w:t>)</w:t>
-        </w:r>
-      </w:hyperlink>
+      <w:r>
+        <w:t>Ling Li (</w:t>
+      </w:r>
+      <w:r>
+        <w:t>李凌</w:t>
+      </w:r>
+      <w:r>
+        <w:t>)</w:t>
+      </w:r>
     </w:p>
     <w:p>
       <w:pPr>
@@ -558,31 +528,51 @@
       <w:r>
         <w:t>“Negative effects of microplastics on bumblebees at colony and individual level”</w:t>
       </w:r>
+    </w:p>
+    <w:p>
+      <w:pPr>
+        <w:ind w:left="420"/>
+      </w:pPr>
+      <w:r>
+        <w:t>S</w:t>
+      </w:r>
+      <w:r>
+        <w:t>upervis</w:t>
+      </w:r>
+      <w:r>
+        <w:t xml:space="preserve">ors: </w:t>
+      </w:r>
+      <w:r>
+        <w:t>Thomas Cherico Wanger</w:t>
+      </w:r>
+      <w:r>
+        <w:t xml:space="preserve"> </w:t>
+      </w:r>
+      <w:r>
+        <w:t>&amp;</w:t>
+      </w:r>
+      <w:r>
+        <w:t xml:space="preserve"> </w:t>
+      </w:r>
+      <w:proofErr w:type="spellStart"/>
+      <w:r>
+        <w:t>Yili</w:t>
+      </w:r>
+      <w:proofErr w:type="spellEnd"/>
+      <w:r>
+        <w:t xml:space="preserve"> Huang</w:t>
+      </w:r>
       <w:r>
         <w:t xml:space="preserve"> (</w:t>
       </w:r>
       <w:r>
-        <w:t xml:space="preserve">supervised </w:t>
-      </w:r>
-      <w:r>
-        <w:t xml:space="preserve">by </w:t>
-      </w:r>
-      <w:hyperlink r:id="rId12" w:history="1">
-        <w:r>
-          <w:rPr>
-            <w:rStyle w:val="a3"/>
-          </w:rPr>
-          <w:t>Yili Huang</w:t>
-        </w:r>
-      </w:hyperlink>
-      <w:r>
-        <w:t xml:space="preserve"> </w:t>
-      </w:r>
-      <w:r>
-        <w:t xml:space="preserve">and </w:t>
-      </w:r>
-      <w:r>
-        <w:t>Thomas Cherico Wanger)</w:t>
+        <w:rPr>
+          <w:rFonts w:hint="eastAsia"/>
+        </w:rPr>
+        <w:t>黄益丽</w:t>
+      </w:r>
+      <w:r>
+        <w:t>)</w:t>
       </w:r>
     </w:p>
     <w:p>
@@ -619,7 +609,15 @@
         <w:ind w:firstLine="420"/>
       </w:pPr>
       <w:r>
-        <w:t>Chu Kochen Honors College, Zhejiang University</w:t>
+        <w:t xml:space="preserve">Chu </w:t>
+      </w:r>
+      <w:proofErr w:type="spellStart"/>
+      <w:r>
+        <w:t>Kochen</w:t>
+      </w:r>
+      <w:proofErr w:type="spellEnd"/>
+      <w:r>
+        <w:t xml:space="preserve"> Honors College, Zhejiang University</w:t>
       </w:r>
     </w:p>
     <w:p/>
@@ -645,7 +643,7 @@
           <w:sz w:val="24"/>
           <w:szCs w:val="28"/>
         </w:rPr>
-        <w:t>P</w:t>
+        <w:t>Mem</w:t>
       </w:r>
       <w:r>
         <w:rPr>
@@ -655,6 +653,99 @@
           <w:sz w:val="24"/>
           <w:szCs w:val="28"/>
         </w:rPr>
+        <w:t>berships</w:t>
+      </w:r>
+    </w:p>
+    <w:p>
+      <w:pPr>
+        <w:tabs>
+          <w:tab w:val="right" w:pos="9746"/>
+        </w:tabs>
+      </w:pPr>
+      <w:r>
+        <w:rPr>
+          <w:rFonts w:hint="eastAsia"/>
+        </w:rPr>
+        <w:t>T</w:t>
+      </w:r>
+      <w:r>
+        <w:t>he Ecological Society of America</w:t>
+      </w:r>
+      <w:r>
+        <w:t xml:space="preserve"> </w:t>
+      </w:r>
+      <w:r>
+        <w:t>–</w:t>
+      </w:r>
+      <w:r>
+        <w:t xml:space="preserve"> </w:t>
+      </w:r>
+      <w:r>
+        <w:t>student member</w:t>
+      </w:r>
+      <w:r>
+        <w:tab/>
+        <w:t>2024</w:t>
+      </w:r>
+    </w:p>
+    <w:p>
+      <w:pPr>
+        <w:tabs>
+          <w:tab w:val="right" w:pos="9746"/>
+        </w:tabs>
+      </w:pPr>
+      <w:r>
+        <w:t xml:space="preserve">The </w:t>
+      </w:r>
+      <w:r>
+        <w:t>Scientists’ Coalition for an Effective Plastics Treaty</w:t>
+      </w:r>
+      <w:r>
+        <w:t xml:space="preserve"> – core member</w:t>
+      </w:r>
+      <w:r>
+        <w:tab/>
+      </w:r>
+      <w:r>
+        <w:t>202</w:t>
+      </w:r>
+      <w:r>
+        <w:t>5</w:t>
+      </w:r>
+    </w:p>
+    <w:p/>
+    <w:p>
+      <w:pPr>
+        <w:pBdr>
+          <w:bottom w:val="single" w:sz="6" w:space="1" w:color="auto"/>
+        </w:pBdr>
+        <w:rPr>
+          <w:b/>
+          <w:bCs/>
+          <w:smallCaps/>
+          <w:sz w:val="24"/>
+          <w:szCs w:val="28"/>
+        </w:rPr>
+      </w:pPr>
+      <w:r>
+        <w:rPr>
+          <w:rFonts w:hint="eastAsia"/>
+          <w:b/>
+          <w:bCs/>
+          <w:smallCaps/>
+          <w:sz w:val="24"/>
+          <w:szCs w:val="28"/>
+        </w:rPr>
+        <w:t>P</w:t>
+      </w:r>
+      <w:r>
+        <w:rPr>
+          <w:b/>
+          <w:bCs/>
+          <w:smallCaps/>
+          <w:sz w:val="24"/>
+          <w:szCs w:val="28"/>
+        </w:rPr>
         <w:t>ublications</w:t>
       </w:r>
     </w:p>
@@ -670,14 +761,12 @@
           <w:b/>
           <w:bCs/>
           <w:szCs w:val="21"/>
-          <w:lang w:val="de-DE"/>
         </w:rPr>
         <w:t>Sheng, D.</w:t>
       </w:r>
       <w:r>
         <w:rPr>
           <w:szCs w:val="21"/>
-          <w:lang w:val="de-DE"/>
         </w:rPr>
         <w:t xml:space="preserve">, Jing, S., He, X., Klein, A.-M., Köhler, H.-R., &amp; Wanger, T. C. (2024). </w:t>
       </w:r>
@@ -715,7 +804,7 @@
         </w:rPr>
         <w:t xml:space="preserve">(1), 8413. </w:t>
       </w:r>
-      <w:hyperlink r:id="rId13" w:history="1">
+      <w:hyperlink r:id="rId10" w:history="1">
         <w:r>
           <w:rPr>
             <w:rStyle w:val="a3"/>
@@ -736,23 +825,61 @@
         <w:rPr>
           <w:szCs w:val="21"/>
         </w:rPr>
-        <w:t xml:space="preserve">Xu, W., Bazegar, S. G., </w:t>
-      </w:r>
-      <w:r>
-        <w:rPr>
-          <w:b/>
-          <w:bCs/>
+        <w:t xml:space="preserve">Xu, W., </w:t>
+      </w:r>
+      <w:proofErr w:type="spellStart"/>
+      <w:r>
+        <w:rPr>
           <w:szCs w:val="21"/>
         </w:rPr>
+        <w:t>Bazegar</w:t>
+      </w:r>
+      <w:proofErr w:type="spellEnd"/>
+      <w:r>
+        <w:rPr>
+          <w:szCs w:val="21"/>
+        </w:rPr>
+        <w:t xml:space="preserve">, S. G., </w:t>
+      </w:r>
+      <w:r>
+        <w:rPr>
+          <w:b/>
+          <w:bCs/>
+          <w:szCs w:val="21"/>
+        </w:rPr>
         <w:t>Sheng, D.</w:t>
       </w:r>
       <w:r>
         <w:rPr>
           <w:szCs w:val="21"/>
         </w:rPr>
-        <w:t xml:space="preserve">, Toledo-Hernandez, M., Lan, Z., &amp; Wanger, T. C. (2024). Identifying Cocoa Pollinators: A Deep Learning Dataset. arXiv. </w:t>
-      </w:r>
-      <w:hyperlink r:id="rId14" w:history="1">
+        <w:t xml:space="preserve">, Toledo-Hernandez, M., Lan, Z., &amp; Wanger, T. C. (2024). Identifying Cocoa Pollinators: A Deep Learning Dataset. </w:t>
+      </w:r>
+      <w:proofErr w:type="spellStart"/>
+      <w:r>
+        <w:rPr>
+          <w:i/>
+          <w:iCs/>
+          <w:szCs w:val="21"/>
+        </w:rPr>
+        <w:t>arXiv</w:t>
+      </w:r>
+      <w:proofErr w:type="spellEnd"/>
+      <w:r>
+        <w:rPr>
+          <w:i/>
+          <w:iCs/>
+          <w:szCs w:val="21"/>
+        </w:rPr>
+        <w:t>.</w:t>
+      </w:r>
+      <w:r>
+        <w:rPr>
+          <w:szCs w:val="21"/>
+        </w:rPr>
+        <w:t xml:space="preserve"> </w:t>
+      </w:r>
+      <w:hyperlink r:id="rId11" w:history="1">
         <w:r>
           <w:rPr>
             <w:rStyle w:val="a3"/>
@@ -842,7 +969,7 @@
         </w:rPr>
         <w:t xml:space="preserve">, 2041-210X.14436. </w:t>
       </w:r>
-      <w:hyperlink r:id="rId15" w:history="1">
+      <w:hyperlink r:id="rId12" w:history="1">
         <w:r>
           <w:rPr>
             <w:rStyle w:val="a3"/>
@@ -867,7 +994,23 @@
         <w:t xml:space="preserve">, Chen, M., Chen, Q., Huang, Y. (2022). </w:t>
       </w:r>
       <w:r>
-        <w:t xml:space="preserve">Opposite selection effects of nZVI and PAHs on bacterial community composition revealed by universal and sphingomonads-specific 16SrRNA primers. </w:t>
+        <w:t xml:space="preserve">Opposite selection effects of </w:t>
+      </w:r>
+      <w:proofErr w:type="spellStart"/>
+      <w:r>
+        <w:t>nZVI</w:t>
+      </w:r>
+      <w:proofErr w:type="spellEnd"/>
+      <w:r>
+        <w:t xml:space="preserve"> and PAHs on bacterial community composition revealed by universal and </w:t>
+      </w:r>
+      <w:proofErr w:type="spellStart"/>
+      <w:r>
+        <w:t>sphingomonads</w:t>
+      </w:r>
+      <w:proofErr w:type="spellEnd"/>
+      <w:r>
+        <w:t xml:space="preserve">-specific 16SrRNA primers. </w:t>
       </w:r>
       <w:r>
         <w:rPr>
@@ -879,7 +1022,7 @@
       <w:r>
         <w:t xml:space="preserve">, 311, 119893. </w:t>
       </w:r>
-      <w:hyperlink r:id="rId16" w:history="1">
+      <w:hyperlink r:id="rId13" w:history="1">
         <w:r>
           <w:rPr>
             <w:rStyle w:val="a3"/>
@@ -904,32 +1047,16 @@
       </w:pPr>
       <w:r>
         <w:rPr>
+          <w:rFonts w:hint="eastAsia"/>
           <w:b/>
           <w:bCs/>
           <w:smallCaps/>
           <w:sz w:val="24"/>
           <w:szCs w:val="28"/>
         </w:rPr>
-        <w:t>Patents</w:t>
-      </w:r>
-    </w:p>
-    <w:p>
-      <w:r>
-        <w:t xml:space="preserve">In process: </w:t>
-      </w:r>
-      <w:r>
-        <w:t>CHN application No. 202311686500.0</w:t>
-      </w:r>
-      <w:r>
-        <w:t>;</w:t>
-      </w:r>
-      <w:r>
-        <w:t xml:space="preserve"> US application No. 18/607,745</w:t>
-      </w:r>
-    </w:p>
-    <w:p>
-      <w:pPr>
-        <w:widowControl/>
+        <w:t>C</w:t>
+      </w:r>
+      <w:r>
         <w:rPr>
           <w:b/>
           <w:bCs/>
@@ -937,6 +1064,67 @@
           <w:sz w:val="24"/>
           <w:szCs w:val="28"/>
         </w:rPr>
+        <w:t>onferences &amp; Presentations</w:t>
+      </w:r>
+    </w:p>
+    <w:p>
+      <w:pPr>
+        <w:ind w:left="420" w:hangingChars="200" w:hanging="420"/>
+      </w:pPr>
+      <w:r>
+        <w:t xml:space="preserve">Sheng, D., &amp; Wanger, T. C. (2024, August 8). </w:t>
+      </w:r>
+      <w:proofErr w:type="spellStart"/>
+      <w:r>
+        <w:rPr>
+          <w:i/>
+          <w:iCs/>
+        </w:rPr>
+        <w:t>Latebreaking</w:t>
+      </w:r>
+      <w:proofErr w:type="spellEnd"/>
+      <w:r>
+        <w:rPr>
+          <w:i/>
+          <w:iCs/>
+        </w:rPr>
+        <w:t xml:space="preserve"> poster: </w:t>
+      </w:r>
+      <w:r>
+        <w:rPr>
+          <w:i/>
+          <w:iCs/>
+        </w:rPr>
+        <w:t>Long-term exposure to microplastics and heat affects bumblebee colony development, behavior patterns and social networks</w:t>
+      </w:r>
+      <w:r>
+        <w:t>.</w:t>
+      </w:r>
+      <w:r>
+        <w:t xml:space="preserve"> </w:t>
+      </w:r>
+      <w:r>
+        <w:t xml:space="preserve">The </w:t>
+      </w:r>
+      <w:r>
+        <w:t>2024 Annual Meeting of the Ecological Society of America</w:t>
+      </w:r>
+      <w:r>
+        <w:t xml:space="preserve"> (ESA)</w:t>
+      </w:r>
+      <w:r>
+        <w:t>, Long Beach, C</w:t>
+      </w:r>
+      <w:r>
+        <w:t>alifornia, US</w:t>
+      </w:r>
+      <w:r>
+        <w:t>.</w:t>
+      </w:r>
+    </w:p>
+    <w:p>
+      <w:pPr>
+        <w:ind w:left="420" w:hangingChars="200" w:hanging="420"/>
       </w:pPr>
     </w:p>
     <w:p>
@@ -954,87 +1142,30 @@
       </w:pPr>
       <w:r>
         <w:rPr>
-          <w:rFonts w:hint="eastAsia"/>
           <w:b/>
           <w:bCs/>
           <w:smallCaps/>
           <w:sz w:val="24"/>
           <w:szCs w:val="28"/>
         </w:rPr>
-        <w:t>C</w:t>
-      </w:r>
-      <w:r>
-        <w:rPr>
-          <w:b/>
-          <w:bCs/>
-          <w:smallCaps/>
-          <w:sz w:val="24"/>
-          <w:szCs w:val="28"/>
-        </w:rPr>
-        <w:t>onferences &amp; Presentations</w:t>
-      </w:r>
-    </w:p>
-    <w:p>
-      <w:pPr>
-        <w:ind w:left="420" w:hangingChars="200" w:hanging="420"/>
-      </w:pPr>
-      <w:r>
-        <w:t xml:space="preserve">Sheng, D., &amp; Wanger, T. C. (2024, August 8). </w:t>
-      </w:r>
-      <w:r>
-        <w:rPr>
-          <w:i/>
-          <w:iCs/>
-        </w:rPr>
-        <w:t>L</w:t>
-      </w:r>
-      <w:r>
-        <w:rPr>
-          <w:i/>
-          <w:iCs/>
-        </w:rPr>
-        <w:t>atebreaking</w:t>
-      </w:r>
-      <w:r>
-        <w:rPr>
-          <w:i/>
-          <w:iCs/>
-        </w:rPr>
-        <w:t xml:space="preserve"> poster: </w:t>
-      </w:r>
-      <w:r>
-        <w:rPr>
-          <w:i/>
-          <w:iCs/>
-        </w:rPr>
-        <w:t>Long-term exposure to microplastics and heat affects bumblebee colony development, behavior patterns and social networks</w:t>
-      </w:r>
-      <w:r>
-        <w:t>.</w:t>
-      </w:r>
-      <w:r>
-        <w:t xml:space="preserve"> </w:t>
-      </w:r>
-      <w:r>
-        <w:t xml:space="preserve">The </w:t>
-      </w:r>
-      <w:r>
-        <w:t>2024 Annual Meeting of the Ecological Society of America</w:t>
-      </w:r>
-      <w:r>
-        <w:t xml:space="preserve"> (ESA)</w:t>
-      </w:r>
-      <w:r>
-        <w:t>, Long Beach, C</w:t>
-      </w:r>
-      <w:r>
-        <w:t>alifornia, US</w:t>
-      </w:r>
-      <w:r>
-        <w:t>.</w:t>
-      </w:r>
-    </w:p>
-    <w:p/>
+        <w:lastRenderedPageBreak/>
+        <w:t>Patents</w:t>
+      </w:r>
+    </w:p>
+    <w:p>
+      <w:r>
+        <w:t xml:space="preserve">In process: </w:t>
+      </w:r>
+      <w:r>
+        <w:t>CHN application No. 202311686500.0</w:t>
+      </w:r>
+      <w:r>
+        <w:t>;</w:t>
+      </w:r>
+      <w:r>
+        <w:t xml:space="preserve"> US application No. 18/607,745</w:t>
+      </w:r>
+    </w:p>
     <w:p/>
     <w:p>
       <w:pPr>
@@ -1057,18 +1188,17 @@
           <w:sz w:val="24"/>
           <w:szCs w:val="28"/>
         </w:rPr>
-        <w:t>O</w:t>
-      </w:r>
-      <w:r>
-        <w:rPr>
-          <w:rFonts w:hint="eastAsia"/>
+        <w:t>Selected</w:t>
+      </w:r>
+      <w:r>
+        <w:rPr>
           <w:b/>
           <w:bCs/>
           <w:smallCaps/>
           <w:sz w:val="24"/>
           <w:szCs w:val="28"/>
         </w:rPr>
-        <w:t>ther</w:t>
+        <w:t xml:space="preserve"> </w:t>
       </w:r>
       <w:r>
         <w:rPr>
@@ -1078,7 +1208,7 @@
           <w:sz w:val="24"/>
           <w:szCs w:val="28"/>
         </w:rPr>
-        <w:t xml:space="preserve"> </w:t>
+        <w:t>Honors &amp;</w:t>
       </w:r>
       <w:r>
         <w:rPr>
@@ -1088,213 +1218,7 @@
           <w:sz w:val="24"/>
           <w:szCs w:val="28"/>
         </w:rPr>
-        <w:t>Exp</w:t>
-      </w:r>
-      <w:r>
-        <w:rPr>
-          <w:b/>
-          <w:bCs/>
-          <w:smallCaps/>
-          <w:sz w:val="24"/>
-          <w:szCs w:val="28"/>
-        </w:rPr>
-        <w:t>e</w:t>
-      </w:r>
-      <w:r>
-        <w:rPr>
-          <w:b/>
-          <w:bCs/>
-          <w:smallCaps/>
-          <w:sz w:val="24"/>
-          <w:szCs w:val="28"/>
-        </w:rPr>
-        <w:t>rience</w:t>
-      </w:r>
-      <w:r>
-        <w:rPr>
-          <w:b/>
-          <w:bCs/>
-          <w:smallCaps/>
-          <w:sz w:val="24"/>
-          <w:szCs w:val="28"/>
-        </w:rPr>
-        <w:t>s</w:t>
-      </w:r>
-    </w:p>
-    <w:p>
-      <w:pPr>
-        <w:tabs>
-          <w:tab w:val="right" w:pos="9746"/>
-        </w:tabs>
-      </w:pPr>
-      <w:r>
-        <w:t xml:space="preserve">Visiting student at </w:t>
-      </w:r>
-      <w:r>
-        <w:t xml:space="preserve">SASE Lab, </w:t>
-      </w:r>
-      <w:r>
-        <w:t>Westlake University</w:t>
-      </w:r>
-      <w:r>
-        <w:tab/>
-      </w:r>
-      <w:r>
-        <w:t>2022</w:t>
-      </w:r>
-      <w:r>
-        <w:t xml:space="preserve"> May</w:t>
-      </w:r>
-      <w:r>
-        <w:t xml:space="preserve"> – 2023</w:t>
-      </w:r>
-      <w:r>
-        <w:t xml:space="preserve"> Aug</w:t>
-      </w:r>
-    </w:p>
-    <w:p>
-      <w:pPr>
-        <w:tabs>
-          <w:tab w:val="right" w:pos="9746"/>
-        </w:tabs>
-      </w:pPr>
-      <w:r>
-        <w:t>Bioinformatics analysis (</w:t>
-      </w:r>
-      <w:r>
-        <w:t>supervised</w:t>
-      </w:r>
-      <w:r>
-        <w:t xml:space="preserve"> by </w:t>
-      </w:r>
-      <w:r>
-        <w:t xml:space="preserve">Dr. </w:t>
-      </w:r>
-      <w:r>
-        <w:rPr>
-          <w:rFonts w:hint="eastAsia"/>
-        </w:rPr>
-        <w:t>Yi</w:t>
-      </w:r>
-      <w:r>
-        <w:t>li Huang</w:t>
-      </w:r>
-      <w:r>
-        <w:t xml:space="preserve">) </w:t>
-      </w:r>
-      <w:r>
-        <w:t xml:space="preserve">at </w:t>
-      </w:r>
-      <w:r>
-        <w:t>Zhejiang University</w:t>
-      </w:r>
-      <w:r>
-        <w:tab/>
-      </w:r>
-      <w:r>
-        <w:t xml:space="preserve">2021 </w:t>
-      </w:r>
-      <w:r>
-        <w:t>N</w:t>
-      </w:r>
-      <w:r>
-        <w:rPr>
-          <w:rFonts w:hint="eastAsia"/>
-        </w:rPr>
-        <w:t>ov</w:t>
-      </w:r>
-      <w:r>
         <w:t xml:space="preserve"> </w:t>
-      </w:r>
-      <w:r>
-        <w:t>– 2022</w:t>
-      </w:r>
-      <w:r>
-        <w:t xml:space="preserve"> Sept</w:t>
-      </w:r>
-    </w:p>
-    <w:p>
-      <w:pPr>
-        <w:tabs>
-          <w:tab w:val="right" w:pos="9746"/>
-        </w:tabs>
-      </w:pPr>
-      <w:r>
-        <w:t>Intern</w:t>
-      </w:r>
-      <w:r>
-        <w:t>ship</w:t>
-      </w:r>
-      <w:r>
-        <w:t xml:space="preserve"> at Zhejiang Ecology &amp; Environment Design and Research Institute</w:t>
-      </w:r>
-      <w:r>
-        <w:tab/>
-      </w:r>
-      <w:r>
-        <w:t xml:space="preserve">2022 </w:t>
-      </w:r>
-      <w:r>
-        <w:t xml:space="preserve">Jul </w:t>
-      </w:r>
-      <w:r>
-        <w:t>– 2022</w:t>
-      </w:r>
-      <w:r>
-        <w:t xml:space="preserve"> Sept</w:t>
-      </w:r>
-    </w:p>
-    <w:p>
-      <w:pPr>
-        <w:tabs>
-          <w:tab w:val="right" w:pos="9746"/>
-        </w:tabs>
-      </w:pPr>
-      <w:r>
-        <w:t>Summer session at University of California, Berkeley.</w:t>
-      </w:r>
-      <w:r>
-        <w:tab/>
-        <w:t>2021 Aug</w:t>
-      </w:r>
-    </w:p>
-    <w:p>
-      <w:pPr>
-        <w:ind w:left="420"/>
-      </w:pPr>
-      <w:r>
-        <w:t>Environmental Earth Sciences</w:t>
-      </w:r>
-      <w:r>
-        <w:t xml:space="preserve">, </w:t>
-      </w:r>
-      <w:r>
-        <w:t>A-</w:t>
-      </w:r>
-    </w:p>
-    <w:p/>
-    <w:p>
-      <w:pPr>
-        <w:pBdr>
-          <w:bottom w:val="single" w:sz="6" w:space="1" w:color="auto"/>
-        </w:pBdr>
-        <w:rPr>
-          <w:b/>
-          <w:bCs/>
-          <w:smallCaps/>
-          <w:sz w:val="24"/>
-          <w:szCs w:val="28"/>
-        </w:rPr>
-      </w:pPr>
-      <w:r>
-        <w:rPr>
-          <w:b/>
-          <w:bCs/>
-          <w:smallCaps/>
-          <w:sz w:val="24"/>
-          <w:szCs w:val="28"/>
-        </w:rPr>
-        <w:t xml:space="preserve">Selected </w:t>
       </w:r>
       <w:r>
         <w:rPr>
@@ -1326,13 +1250,25 @@
         <w:ind w:left="420" w:hangingChars="200" w:hanging="420"/>
       </w:pPr>
       <w:r>
+        <w:t>Award</w:t>
+      </w:r>
+      <w:r>
+        <w:t xml:space="preserve"> </w:t>
+      </w:r>
+      <w:r>
+        <w:t>of Honor for Graduate</w:t>
+      </w:r>
+      <w:r>
+        <w:t xml:space="preserve"> – </w:t>
+      </w:r>
+      <w:r>
         <w:rPr>
           <w:rFonts w:hint="eastAsia"/>
         </w:rPr>
         <w:t>Zhe</w:t>
       </w:r>
       <w:r>
-        <w:t>jiang University “Outstanding Graduate Student”</w:t>
+        <w:t>jiang University</w:t>
       </w:r>
       <w:r>
         <w:tab/>
@@ -1359,22 +1295,28 @@
         <w:rPr>
           <w:rFonts w:hint="eastAsia"/>
         </w:rPr>
-        <w:t xml:space="preserve">Westlake University </w:t>
-      </w:r>
-      <w:r>
-        <w:t>“</w:t>
-      </w:r>
-      <w:r>
-        <w:rPr>
-          <w:rFonts w:hint="eastAsia"/>
-        </w:rPr>
-        <w:t>Exploration Award</w:t>
-      </w:r>
-      <w:r>
-        <w:t>”</w:t>
+        <w:t>Exploration</w:t>
       </w:r>
       <w:r>
         <w:t xml:space="preserve"> </w:t>
+      </w:r>
+      <w:r>
+        <w:rPr>
+          <w:rFonts w:hint="eastAsia"/>
+        </w:rPr>
+        <w:t>Award</w:t>
+      </w:r>
+      <w:r>
+        <w:t xml:space="preserve"> –</w:t>
+      </w:r>
+      <w:r>
+        <w:t xml:space="preserve"> </w:t>
+      </w:r>
+      <w:r>
+        <w:rPr>
+          <w:rFonts w:hint="eastAsia"/>
+        </w:rPr>
+        <w:t>Westlake University</w:t>
       </w:r>
       <w:r>
         <w:tab/>
@@ -1389,28 +1331,57 @@
         <w:ind w:left="420" w:hangingChars="200" w:hanging="420"/>
       </w:pPr>
       <w:r>
-        <w:t>“</w:t>
-      </w:r>
-      <w:r>
-        <w:t>Challenge Cup</w:t>
-      </w:r>
-      <w:r>
-        <w:t>”</w:t>
-      </w:r>
-      <w:r>
+        <w:rPr>
+          <w:rFonts w:hint="eastAsia"/>
+        </w:rPr>
+        <w:t>C</w:t>
+      </w:r>
+      <w:r>
+        <w:t xml:space="preserve">ertificate of Chu </w:t>
+      </w:r>
+      <w:proofErr w:type="spellStart"/>
+      <w:r>
+        <w:rPr>
+          <w:rFonts w:hint="eastAsia"/>
+        </w:rPr>
+        <w:t>Kochen</w:t>
+      </w:r>
+      <w:proofErr w:type="spellEnd"/>
+      <w:r>
+        <w:t xml:space="preserve"> Honors Program</w:t>
+      </w:r>
+      <w:r>
+        <w:t xml:space="preserve"> – Zhejiang University</w:t>
+      </w:r>
+      <w:r>
+        <w:tab/>
+        <w:t>2023</w:t>
+      </w:r>
+    </w:p>
+    <w:p>
+      <w:pPr>
+        <w:tabs>
+          <w:tab w:val="right" w:pos="9746"/>
+        </w:tabs>
+        <w:ind w:left="420" w:hangingChars="200" w:hanging="420"/>
+      </w:pPr>
+      <w:r>
+        <w:rPr>
+          <w:rFonts w:hint="eastAsia"/>
+        </w:rPr>
+        <w:t>浙江省第十八届“挑战杯”工商银行大学生课外学术科技作品竞赛</w:t>
+      </w:r>
+      <w:r>
+        <w:rPr>
+          <w:rFonts w:hint="eastAsia"/>
+        </w:rPr>
         <w:t xml:space="preserve"> </w:t>
       </w:r>
       <w:r>
-        <w:t xml:space="preserve">Provincial </w:t>
-      </w:r>
-      <w:r>
-        <w:t>College Student Curricular Academic Science and Technology Works Competition</w:t>
-      </w:r>
-      <w:r>
-        <w:t xml:space="preserve"> (silver award)</w:t>
-      </w:r>
-      <w:r>
-        <w:t xml:space="preserve"> </w:t>
+        <w:rPr>
+          <w:rFonts w:hint="eastAsia"/>
+        </w:rPr>
+        <w:t>银奖</w:t>
       </w:r>
       <w:r>
         <w:tab/>
@@ -1483,7 +1454,15 @@
         <w:t>Z</w:t>
       </w:r>
       <w:r>
-        <w:t>hejiang University-Jiande Scholarship (second prize)</w:t>
+        <w:t>hejiang University-</w:t>
+      </w:r>
+      <w:proofErr w:type="spellStart"/>
+      <w:r>
+        <w:t>Jiande</w:t>
+      </w:r>
+      <w:proofErr w:type="spellEnd"/>
+      <w:r>
+        <w:t xml:space="preserve"> Scholarship (second prize)</w:t>
       </w:r>
       <w:r>
         <w:tab/>
@@ -1491,6 +1470,78 @@
       <w:r>
         <w:tab/>
         <w:t>2021</w:t>
+      </w:r>
+    </w:p>
+    <w:p>
+      <w:pPr>
+        <w:tabs>
+          <w:tab w:val="left" w:pos="420"/>
+          <w:tab w:val="left" w:pos="840"/>
+          <w:tab w:val="left" w:pos="1260"/>
+          <w:tab w:val="left" w:pos="1680"/>
+          <w:tab w:val="left" w:pos="2100"/>
+          <w:tab w:val="left" w:pos="2520"/>
+          <w:tab w:val="left" w:pos="2940"/>
+          <w:tab w:val="left" w:pos="3360"/>
+          <w:tab w:val="left" w:pos="3780"/>
+          <w:tab w:val="left" w:pos="5040"/>
+          <w:tab w:val="right" w:pos="9746"/>
+        </w:tabs>
+        <w:ind w:left="420" w:hangingChars="200" w:hanging="420"/>
+      </w:pPr>
+      <w:r>
+        <w:rPr>
+          <w:rFonts w:hint="eastAsia"/>
+        </w:rPr>
+        <w:t>浙江省大学生</w:t>
+      </w:r>
+      <w:r>
+        <w:rPr>
+          <w:rFonts w:hint="eastAsia"/>
+        </w:rPr>
+        <w:t>物理创新（理论）竞赛</w:t>
+      </w:r>
+      <w:r>
+        <w:rPr>
+          <w:rFonts w:hint="eastAsia"/>
+        </w:rPr>
+        <w:t xml:space="preserve"> </w:t>
+      </w:r>
+      <w:r>
+        <w:rPr>
+          <w:rFonts w:hint="eastAsia"/>
+        </w:rPr>
+        <w:t>一等奖</w:t>
+      </w:r>
+      <w:r>
+        <w:tab/>
+      </w:r>
+      <w:r>
+        <w:tab/>
+      </w:r>
+      <w:r>
+        <w:t>2020</w:t>
+      </w:r>
+    </w:p>
+    <w:p>
+      <w:pPr>
+        <w:tabs>
+          <w:tab w:val="right" w:pos="9746"/>
+        </w:tabs>
+        <w:ind w:left="420" w:hangingChars="200" w:hanging="420"/>
+      </w:pPr>
+      <w:r>
+        <w:rPr>
+          <w:rFonts w:hint="eastAsia"/>
+        </w:rPr>
+        <w:t>Z</w:t>
+      </w:r>
+      <w:r>
+        <w:t>hejiang University Scholarship (second prize)</w:t>
+      </w:r>
+      <w:r>
+        <w:tab/>
+        <w:t>2019</w:t>
       </w:r>
     </w:p>
     <w:p>
@@ -1512,15 +1563,50 @@
         </w:tabs>
         <w:ind w:left="420" w:hangingChars="200" w:hanging="420"/>
       </w:pPr>
-      <w:r>
-        <w:t>Zhejiang Province College Physics Innovation (Theory) Competition</w:t>
-      </w:r>
-      <w:r>
-        <w:t xml:space="preserve"> (first prize)</w:t>
-      </w:r>
-      <w:r>
-        <w:tab/>
-        <w:t>2020</w:t>
+    </w:p>
+    <w:p>
+      <w:pPr>
+        <w:pBdr>
+          <w:bottom w:val="single" w:sz="6" w:space="1" w:color="auto"/>
+        </w:pBdr>
+        <w:rPr>
+          <w:b/>
+          <w:bCs/>
+          <w:smallCaps/>
+          <w:sz w:val="24"/>
+          <w:szCs w:val="28"/>
+        </w:rPr>
+      </w:pPr>
+      <w:r>
+        <w:rPr>
+          <w:b/>
+          <w:bCs/>
+          <w:smallCaps/>
+          <w:sz w:val="24"/>
+          <w:szCs w:val="28"/>
+        </w:rPr>
+        <w:t>O</w:t>
+      </w:r>
+      <w:r>
+        <w:rPr>
+          <w:rFonts w:hint="eastAsia"/>
+          <w:b/>
+          <w:bCs/>
+          <w:smallCaps/>
+          <w:sz w:val="24"/>
+          <w:szCs w:val="28"/>
+        </w:rPr>
+        <w:t>ther</w:t>
+      </w:r>
+      <w:r>
+        <w:rPr>
+          <w:b/>
+          <w:bCs/>
+          <w:smallCaps/>
+          <w:sz w:val="24"/>
+          <w:szCs w:val="28"/>
+        </w:rPr>
+        <w:t xml:space="preserve"> Experiences</w:t>
       </w:r>
     </w:p>
     <w:p>
@@ -1528,20 +1614,134 @@
         <w:tabs>
           <w:tab w:val="right" w:pos="9746"/>
         </w:tabs>
-        <w:ind w:left="420" w:hangingChars="200" w:hanging="420"/>
-      </w:pPr>
-      <w:r>
-        <w:rPr>
-          <w:rFonts w:hint="eastAsia"/>
-        </w:rPr>
-        <w:t>Z</w:t>
-      </w:r>
-      <w:r>
-        <w:t>hejiang University Scholarship (second prize)</w:t>
+      </w:pPr>
+      <w:r>
+        <w:t>Visiting student at SASE Lab, Westlake University</w:t>
       </w:r>
       <w:r>
         <w:tab/>
-        <w:t>2019</w:t>
+      </w:r>
+      <w:r>
+        <w:t>2022</w:t>
+      </w:r>
+      <w:r>
+        <w:t xml:space="preserve"> May</w:t>
+      </w:r>
+      <w:r>
+        <w:t xml:space="preserve"> – 2023</w:t>
+      </w:r>
+      <w:r>
+        <w:t xml:space="preserve"> Aug</w:t>
+      </w:r>
+    </w:p>
+    <w:p>
+      <w:pPr>
+        <w:tabs>
+          <w:tab w:val="right" w:pos="9746"/>
+        </w:tabs>
+      </w:pPr>
+      <w:r>
+        <w:t>Bioinformatics analysis (</w:t>
+      </w:r>
+      <w:r>
+        <w:t xml:space="preserve">supervised by </w:t>
+      </w:r>
+      <w:r>
+        <w:t xml:space="preserve">Dr. </w:t>
+      </w:r>
+      <w:proofErr w:type="spellStart"/>
+      <w:r>
+        <w:rPr>
+          <w:rFonts w:hint="eastAsia"/>
+        </w:rPr>
+        <w:t>Yi</w:t>
+      </w:r>
+      <w:r>
+        <w:t>li</w:t>
+      </w:r>
+      <w:proofErr w:type="spellEnd"/>
+      <w:r>
+        <w:t xml:space="preserve"> Huang</w:t>
+      </w:r>
+      <w:r>
+        <w:t>) at Zhejiang University</w:t>
+      </w:r>
+      <w:r>
+        <w:tab/>
+      </w:r>
+      <w:r>
+        <w:t xml:space="preserve">2021 </w:t>
+      </w:r>
+      <w:r>
+        <w:t>N</w:t>
+      </w:r>
+      <w:r>
+        <w:rPr>
+          <w:rFonts w:hint="eastAsia"/>
+        </w:rPr>
+        <w:t>ov</w:t>
+      </w:r>
+      <w:r>
+        <w:t xml:space="preserve"> </w:t>
+      </w:r>
+      <w:r>
+        <w:t>– 2022</w:t>
+      </w:r>
+      <w:r>
+        <w:t xml:space="preserve"> Sept</w:t>
+      </w:r>
+    </w:p>
+    <w:p>
+      <w:pPr>
+        <w:tabs>
+          <w:tab w:val="right" w:pos="9746"/>
+        </w:tabs>
+      </w:pPr>
+      <w:r>
+        <w:t>Intern</w:t>
+      </w:r>
+      <w:r>
+        <w:t>ship</w:t>
+      </w:r>
+      <w:r>
+        <w:t xml:space="preserve"> at Zhejiang Ecology &amp; Environment Design and Research Institute</w:t>
+      </w:r>
+      <w:r>
+        <w:tab/>
+      </w:r>
+      <w:r>
+        <w:t xml:space="preserve">2022 </w:t>
+      </w:r>
+      <w:r>
+        <w:t xml:space="preserve">Jul </w:t>
+      </w:r>
+      <w:r>
+        <w:t>– 2022</w:t>
+      </w:r>
+      <w:r>
+        <w:t xml:space="preserve"> Sept</w:t>
+      </w:r>
+    </w:p>
+    <w:p>
+      <w:pPr>
+        <w:tabs>
+          <w:tab w:val="right" w:pos="9746"/>
+        </w:tabs>
+      </w:pPr>
+      <w:r>
+        <w:t>Summer session at University of California, Berkeley.</w:t>
+      </w:r>
+      <w:r>
+        <w:tab/>
+        <w:t>2021 Aug</w:t>
+      </w:r>
+    </w:p>
+    <w:p>
+      <w:pPr>
+        <w:ind w:left="420"/>
+      </w:pPr>
+      <w:r>
+        <w:t>Environmental Earth Sciences, A-</w:t>
       </w:r>
     </w:p>
     <w:p>
@@ -1601,6 +1801,9 @@
     </w:p>
     <w:p>
       <w:r>
+        <w:t xml:space="preserve">Software: </w:t>
+      </w:r>
+      <w:r>
         <w:t>Python, MATLAB, R, C/C++</w:t>
       </w:r>
       <w:r>
@@ -1610,7 +1813,56 @@
         <w:t>CAD, SolidWorks, SketchU</w:t>
       </w:r>
       <w:r>
-        <w:t>p, etc.</w:t>
+        <w:t>p</w:t>
+      </w:r>
+      <w:r>
+        <w:t>…</w:t>
+      </w:r>
+    </w:p>
+    <w:p>
+      <w:r>
+        <w:rPr>
+          <w:rFonts w:hint="eastAsia"/>
+        </w:rPr>
+        <w:t>E</w:t>
+      </w:r>
+      <w:r>
+        <w:t>xperiment</w:t>
+      </w:r>
+      <w:r>
+        <w:t>: Raman spectrum</w:t>
+      </w:r>
+      <w:r>
+        <w:t>, optical microscope</w:t>
+      </w:r>
+      <w:r>
+        <w:t xml:space="preserve">, </w:t>
+      </w:r>
+      <w:r>
+        <w:t xml:space="preserve">basic chemical/biological </w:t>
+      </w:r>
+      <w:r>
+        <w:t>experiments</w:t>
+      </w:r>
+      <w:r>
+        <w:t>…</w:t>
+      </w:r>
+    </w:p>
+    <w:p>
+      <w:r>
+        <w:rPr>
+          <w:rFonts w:hint="eastAsia"/>
+        </w:rPr>
+        <w:t>D</w:t>
+      </w:r>
+      <w:r>
+        <w:t>ata analysis: machine learning, computer vision</w:t>
+      </w:r>
+      <w:r>
+        <w:t>, meta-analysis</w:t>
+      </w:r>
+      <w:r>
+        <w:t>…</w:t>
       </w:r>
     </w:p>
     <w:p>
@@ -1633,8 +1885,8 @@
       </w:pPr>
     </w:p>
     <w:sectPr>
-      <w:headerReference w:type="default" r:id="rId17"/>
-      <w:footerReference w:type="default" r:id="rId18"/>
+      <w:headerReference w:type="default" r:id="rId14"/>
+      <w:footerReference w:type="default" r:id="rId15"/>
       <w:pgSz w:w="11906" w:h="16838"/>
       <w:pgMar w:top="1440" w:right="1080" w:bottom="1440" w:left="1080" w:header="851" w:footer="850" w:gutter="0"/>
       <w:cols w:space="425"/>
@@ -2427,6 +2679,18 @@
       </w:tblBorders>
     </w:tblPr>
   </w:style>
+  <w:style w:type="character" w:styleId="ab">
+    <w:name w:val="FollowedHyperlink"/>
+    <w:basedOn w:val="a0"/>
+    <w:uiPriority w:val="99"/>
+    <w:semiHidden/>
+    <w:unhideWhenUsed/>
+    <w:rsid w:val="002430BE"/>
+    <w:rPr>
+      <w:color w:val="954F72" w:themeColor="followedHyperlink"/>
+      <w:u w:val="single"/>
+    </w:rPr>
+  </w:style>
 </w:styles>
 </file>
 
